--- a/docs/transformers_with_attention/Transformer_Circuits_with_Attention_Theory_and_Architecture.docx
+++ b/docs/transformers_with_attention/Transformer_Circuits_with_Attention_Theory_and_Architecture.docx
@@ -16,7 +16,26 @@
       </w:r>
     </w:p>
     <w:p/>
+    <w:p>
+      <w:r>
+        <w:t>We would like to start our study of transformers with the simplest non-trivial architecture</w:t>
+      </w:r>
+      <w:r>
+        <w:t xml:space="preserve">s - </w:t>
+      </w:r>
+      <w:r>
+        <w:t xml:space="preserve"> transformers with two layers or less which have only attention blocks</w:t>
+      </w:r>
+      <w:r>
+        <w:t>.</w:t>
+      </w:r>
+    </w:p>
     <w:p/>
+    <w:p>
+      <w:r>
+        <w:t xml:space="preserve"> </w:t>
+      </w:r>
+    </w:p>
     <w:p/>
     <w:p/>
     <w:p>

--- a/docs/transformers_with_attention/Transformer_Circuits_with_Attention_Theory_and_Architecture.docx
+++ b/docs/transformers_with_attention/Transformer_Circuits_with_Attention_Theory_and_Architecture.docx
@@ -32,6 +32,74 @@
     </w:p>
     <w:p/>
     <w:p>
+      <w:r>
+        <w:t>Specifically,</w:t>
+      </w:r>
+      <w:r>
+        <w:t xml:space="preserve"> we will look at the following toy architectures</w:t>
+      </w:r>
+    </w:p>
+    <w:p/>
+    <w:p>
+      <w:r>
+        <w:t xml:space="preserve"> </w:t>
+      </w:r>
+      <w:r>
+        <w:t xml:space="preserve"> </w:t>
+      </w:r>
+      <w:r>
+        <w:rPr>
+          <w:b/>
+          <w:bCs/>
+          <w:i/>
+          <w:iCs/>
+        </w:rPr>
+        <w:t>zero layer transformers</w:t>
+      </w:r>
+      <w:r>
+        <w:t xml:space="preserve"> : model bigram statistics; the bigram table can be accessed directly from the weights.</w:t>
+      </w:r>
+    </w:p>
+    <w:p/>
+    <w:p>
+      <w:r>
+        <w:t xml:space="preserve">  </w:t>
+      </w:r>
+      <w:r>
+        <w:rPr>
+          <w:b/>
+          <w:bCs/>
+          <w:i/>
+          <w:iCs/>
+        </w:rPr>
+        <w:t>one layer attention-only</w:t>
+      </w:r>
+      <w:r>
+        <w:t xml:space="preserve"> : </w:t>
+      </w:r>
+      <w:r>
+        <w:t xml:space="preserve">a composite model for </w:t>
+      </w:r>
+      <w:proofErr w:type="gramStart"/>
+      <w:r>
+        <w:t>an</w:t>
+      </w:r>
+      <w:proofErr w:type="gramEnd"/>
+      <w:r>
+        <w:t xml:space="preserve"> bigram statistics and “skip-trigram” statistics (sequences of the form “A… B C”)</w:t>
+      </w:r>
+    </w:p>
+    <w:p/>
+    <w:p>
+      <w:r>
+        <w:t xml:space="preserve"> </w:t>
+      </w:r>
+    </w:p>
+    <w:p/>
+    <w:p>
+      <w:r>
+        <w:t xml:space="preserve"> </w:t>
+      </w:r>
       <w:r>
         <w:t xml:space="preserve"> </w:t>
       </w:r>
